--- a/Proposal_Grant_Giovani_2026.docx
+++ b/Proposal_Grant_Giovani_2026.docx
@@ -1,8 +1,8 @@
 
 <file path=word/document.xml><?xml version="1.0" encoding="utf-8"?>
-<w:document xmlns:mc="http://schemas.openxmlformats.org/markup-compatibility/2006" xmlns:o="urn:schemas-microsoft-com:office:office" xmlns:r="http://schemas.openxmlformats.org/officeDocument/2006/relationships" xmlns:m="http://schemas.openxmlformats.org/officeDocument/2006/math" xmlns:v="urn:schemas-microsoft-com:vml" xmlns:wp="http://schemas.openxmlformats.org/drawingml/2006/wordprocessingDrawing" xmlns:w10="urn:schemas-microsoft-com:office:word" xmlns:w="http://schemas.openxmlformats.org/wordprocessingml/2006/main" xmlns:wne="http://schemas.microsoft.com/office/word/2006/wordml" xmlns:sl="http://schemas.openxmlformats.org/schemaLibrary/2006/main" xmlns:a="http://schemas.openxmlformats.org/drawingml/2006/main" xmlns:pic="http://schemas.openxmlformats.org/drawingml/2006/picture" xmlns:c="http://schemas.openxmlformats.org/drawingml/2006/chart" xmlns:lc="http://schemas.openxmlformats.org/drawingml/2006/lockedCanvas" xmlns:dgm="http://schemas.openxmlformats.org/drawingml/2006/diagram" xmlns:wps="http://schemas.microsoft.com/office/word/2010/wordprocessingShape" xmlns:wpg="http://schemas.microsoft.com/office/word/2010/wordprocessingGroup" xmlns:w14="http://schemas.microsoft.com/office/word/2010/wordml" xmlns:w15="http://schemas.microsoft.com/office/word/2012/wordml" xmlns:w16="http://schemas.microsoft.com/office/word/2018/wordml" xmlns:w16cex="http://schemas.microsoft.com/office/word/2018/wordml/cex" xmlns:w16cid="http://schemas.microsoft.com/office/word/2016/wordml/cid" xmlns="http://schemas.microsoft.com/office/tasks/2019/documenttasks" xmlns:cr="http://schemas.microsoft.com/office/comments/2020/reactions">
+<w:document xmlns:ns1="http://schemas.microsoft.com/office/word/2010/wordml" xmlns:ns2="http://schemas.openxmlformats.org/officeDocument/2006/relationships" xmlns:w="http://schemas.openxmlformats.org/wordprocessingml/2006/main">
   <w:body>
-    <w:p>
+    <w:p ns1:paraId="00000001">
       <w:pPr>
         <w:jc w:val="center"/>
         <w:rPr>
@@ -25,7 +25,7 @@
         <w:t xml:space="preserve">PROPOSTA DI GRANT GIOVANI IN CSN5 - Anno 2026</w:t>
       </w:r>
     </w:p>
-    <w:p>
+    <w:p ns1:paraId="00000002">
       <w:pPr>
         <w:jc w:val="center"/>
         <w:rPr>
@@ -42,43 +42,43 @@
         </w:rPr>
       </w:r>
     </w:p>
-    <w:p>
-      <w:pPr>
-        <w:rPr>
-          <w:rFonts w:ascii="Times New Roman" w:cs="Times New Roman" w:eastAsia="Times New Roman" w:hAnsi="Times New Roman"/>
-          <w:b w:val="1"/>
-          <w:bCs w:val="1"/>
-        </w:rPr>
-      </w:pPr>
-      <w:r>
-        <w:rPr>
-          <w:rFonts w:ascii="Times New Roman" w:cs="Times New Roman" w:eastAsia="Times New Roman" w:hAnsi="Times New Roman"/>
-          <w:b w:val="1"/>
-          <w:bCs w:val="1"/>
-          <w:rtl w:val="0"/>
-        </w:rPr>
-        <w:t xml:space="preserve">Acronimo:</w:t>
-      </w:r>
-    </w:p>
-    <w:p>
-      <w:pPr>
-        <w:rPr>
-          <w:rFonts w:ascii="Times New Roman" w:cs="Times New Roman" w:eastAsia="Times New Roman" w:hAnsi="Times New Roman"/>
-          <w:b w:val="1"/>
-          <w:bCs w:val="1"/>
-        </w:rPr>
-      </w:pPr>
-      <w:r>
-        <w:rPr>
-          <w:rFonts w:ascii="Times New Roman" w:cs="Times New Roman" w:eastAsia="Times New Roman" w:hAnsi="Times New Roman"/>
-          <w:b w:val="1"/>
-          <w:bCs w:val="1"/>
-          <w:rtl w:val="0"/>
-        </w:rPr>
-        <w:t xml:space="preserve">Titolo completo:</w:t>
-      </w:r>
-    </w:p>
-    <w:p>
+    <w:p ns1:paraId="00000003">
+      <w:pPr>
+        <w:rPr>
+          <w:rFonts w:ascii="Times New Roman" w:cs="Times New Roman" w:eastAsia="Times New Roman" w:hAnsi="Times New Roman"/>
+          <w:b w:val="1"/>
+          <w:bCs w:val="1"/>
+        </w:rPr>
+      </w:pPr>
+      <w:r>
+        <w:rPr>
+          <w:rFonts w:ascii="Times New Roman" w:cs="Times New Roman" w:eastAsia="Times New Roman" w:hAnsi="Times New Roman"/>
+          <w:b w:val="1"/>
+          <w:bCs w:val="1"/>
+          <w:rtl w:val="0"/>
+        </w:rPr>
+        <w:t xml:space="preserve">Acronimo: OLTRE</w:t>
+      </w:r>
+    </w:p>
+    <w:p ns1:paraId="00000004">
+      <w:pPr>
+        <w:rPr>
+          <w:rFonts w:ascii="Times New Roman" w:cs="Times New Roman" w:eastAsia="Times New Roman" w:hAnsi="Times New Roman"/>
+          <w:b w:val="1"/>
+          <w:bCs w:val="1"/>
+        </w:rPr>
+      </w:pPr>
+      <w:r>
+        <w:rPr>
+          <w:rFonts w:ascii="Times New Roman" w:cs="Times New Roman" w:eastAsia="Times New Roman" w:hAnsi="Times New Roman"/>
+          <w:b w:val="1"/>
+          <w:bCs w:val="1"/>
+          <w:rtl w:val="0"/>
+        </w:rPr>
+        <w:t xml:space="preserve">Titolo completo: Optimized Laboratory Technology with CZT detectors for high-energy x-Ray absorption Experiments</w:t>
+      </w:r>
+    </w:p>
+    <w:p ns1:paraId="00000005">
       <w:pPr>
         <w:rPr>
           <w:rFonts w:ascii="Times New Roman" w:cs="Times New Roman" w:eastAsia="Times New Roman" w:hAnsi="Times New Roman"/>
@@ -101,7 +101,7 @@
         <w:t xml:space="preserve">Simone Manti</w:t>
       </w:r>
     </w:p>
-    <w:p>
+    <w:p ns1:paraId="00000006">
       <w:pPr>
         <w:rPr>
           <w:rFonts w:ascii="Times New Roman" w:cs="Times New Roman" w:eastAsia="Times New Roman" w:hAnsi="Times New Roman"/>
@@ -124,21 +124,21 @@
         <w:t xml:space="preserve">INFN Sezione di Frascati</w:t>
       </w:r>
     </w:p>
-    <w:p>
-      <w:pPr>
-        <w:rPr>
-          <w:rFonts w:ascii="Times New Roman" w:cs="Times New Roman" w:eastAsia="Times New Roman" w:hAnsi="Times New Roman"/>
-          <w:b w:val="1"/>
-          <w:bCs w:val="1"/>
-        </w:rPr>
-      </w:pPr>
-      <w:r>
-        <w:rPr>
-          <w:rtl w:val="0"/>
-        </w:rPr>
-      </w:r>
-    </w:p>
-    <w:p>
+    <w:p ns1:paraId="00000007">
+      <w:pPr>
+        <w:rPr>
+          <w:rFonts w:ascii="Times New Roman" w:cs="Times New Roman" w:eastAsia="Times New Roman" w:hAnsi="Times New Roman"/>
+          <w:b w:val="1"/>
+          <w:bCs w:val="1"/>
+        </w:rPr>
+      </w:pPr>
+      <w:r>
+        <w:rPr>
+          <w:rtl w:val="0"/>
+        </w:rPr>
+      </w:r>
+    </w:p>
+    <w:p ns1:paraId="00000008">
       <w:pPr>
         <w:jc w:val="center"/>
         <w:rPr>
@@ -164,7 +164,7 @@
         <w:t xml:space="preserve">(2000 caratteri)</w:t>
       </w:r>
     </w:p>
-    <w:p>
+    <w:p ns1:paraId="00000009">
       <w:pPr>
         <w:jc w:val="left"/>
         <w:rPr>
@@ -177,7 +177,7 @@
         </w:rPr>
       </w:r>
     </w:p>
-    <w:p>
+    <w:p ns1:paraId="0000000A">
       <w:pPr>
         <w:jc w:val="center"/>
         <w:rPr>
@@ -199,7 +199,7 @@
         </w:docPartObj>
       </w:sdtPr>
       <w:sdtContent>
-        <w:p>
+        <w:p ns1:paraId="0000000B">
           <w:pPr>
             <w:widowControl w:val="0"/>
             <w:tabs>
@@ -256,7 +256,7 @@
             </w:rPr>
           </w:r>
         </w:p>
-        <w:p>
+        <w:p ns1:paraId="0000000C">
           <w:pPr>
             <w:widowControl w:val="0"/>
             <w:tabs>
@@ -308,7 +308,7 @@
             </w:rPr>
           </w:r>
         </w:p>
-        <w:p>
+        <w:p ns1:paraId="0000000D">
           <w:pPr>
             <w:widowControl w:val="0"/>
             <w:tabs>
@@ -360,7 +360,7 @@
             </w:rPr>
           </w:r>
         </w:p>
-        <w:p>
+        <w:p ns1:paraId="0000000E">
           <w:pPr>
             <w:widowControl w:val="0"/>
             <w:tabs>
@@ -412,7 +412,7 @@
             </w:rPr>
           </w:r>
         </w:p>
-        <w:p>
+        <w:p ns1:paraId="0000000F">
           <w:pPr>
             <w:widowControl w:val="0"/>
             <w:tabs>
@@ -464,7 +464,7 @@
             </w:rPr>
           </w:r>
         </w:p>
-        <w:p>
+        <w:p ns1:paraId="00000010">
           <w:pPr>
             <w:widowControl w:val="0"/>
             <w:tabs>
@@ -516,7 +516,7 @@
             </w:rPr>
           </w:r>
         </w:p>
-        <w:p>
+        <w:p ns1:paraId="00000011">
           <w:pPr>
             <w:widowControl w:val="0"/>
             <w:tabs>
@@ -568,7 +568,7 @@
             </w:rPr>
           </w:r>
         </w:p>
-        <w:p>
+        <w:p ns1:paraId="00000012">
           <w:pPr>
             <w:widowControl w:val="0"/>
             <w:tabs>
@@ -620,7 +620,7 @@
             </w:rPr>
           </w:r>
         </w:p>
-        <w:p>
+        <w:p ns1:paraId="00000013">
           <w:pPr>
             <w:widowControl w:val="0"/>
             <w:tabs>
@@ -677,7 +677,7 @@
         </w:p>
       </w:sdtContent>
     </w:sdt>
-    <w:p>
+    <w:p ns1:paraId="00000014">
       <w:pPr>
         <w:pStyle w:val="Heading1"/>
         <w:rPr>
@@ -715,7 +715,7 @@
         </w:rPr>
       </w:r>
     </w:p>
-    <w:p>
+    <w:p ns1:paraId="00000015">
       <w:pPr>
         <w:rPr>
           <w:rFonts w:ascii="Times New Roman" w:cs="Times New Roman" w:eastAsia="Times New Roman" w:hAnsi="Times New Roman"/>
@@ -728,7 +728,7 @@
         </w:rPr>
         <w:t xml:space="preserve">in laboratory </w:t>
       </w:r>
-      <w:hyperlink r:id="rId6">
+      <w:hyperlink ns2:id="rId6">
         <w:r>
           <w:rPr>
             <w:rFonts w:ascii="Times New Roman" w:cs="Times New Roman" w:eastAsia="Times New Roman" w:hAnsi="Times New Roman"/>
@@ -744,7 +744,7 @@
         </w:rPr>
         <w:t xml:space="preserve"> </w:t>
       </w:r>
-      <w:hyperlink r:id="rId7">
+      <w:hyperlink ns2:id="rId7">
         <w:r>
           <w:rPr>
             <w:rFonts w:ascii="Times New Roman" w:cs="Times New Roman" w:eastAsia="Times New Roman" w:hAnsi="Times New Roman"/>
@@ -759,19 +759,19 @@
         </w:rPr>
       </w:r>
     </w:p>
-    <w:p>
-      <w:pPr>
-        <w:rPr>
-          <w:rFonts w:ascii="Times New Roman" w:cs="Times New Roman" w:eastAsia="Times New Roman" w:hAnsi="Times New Roman"/>
-        </w:rPr>
-      </w:pPr>
-      <w:r>
-        <w:rPr>
-          <w:rtl w:val="0"/>
-        </w:rPr>
-      </w:r>
-    </w:p>
-    <w:p>
+    <w:p ns1:paraId="00000016">
+      <w:pPr>
+        <w:rPr>
+          <w:rFonts w:ascii="Times New Roman" w:cs="Times New Roman" w:eastAsia="Times New Roman" w:hAnsi="Times New Roman"/>
+        </w:rPr>
+      </w:pPr>
+      <w:r>
+        <w:rPr>
+          <w:rtl w:val="0"/>
+        </w:rPr>
+      </w:r>
+    </w:p>
+    <w:p ns1:paraId="00000017">
       <w:pPr>
         <w:rPr>
           <w:rFonts w:ascii="Times New Roman" w:cs="Times New Roman" w:eastAsia="Times New Roman" w:hAnsi="Times New Roman"/>
@@ -785,7 +785,7 @@
         <w:t xml:space="preserve">-Applications</w:t>
       </w:r>
     </w:p>
-    <w:p>
+    <w:p ns1:paraId="00000018">
       <w:pPr>
         <w:rPr>
           <w:rFonts w:ascii="Times New Roman" w:cs="Times New Roman" w:eastAsia="Times New Roman" w:hAnsi="Times New Roman"/>
@@ -799,7 +799,7 @@
         <w:t xml:space="preserve">-Sincrotrons e FEL</w:t>
       </w:r>
     </w:p>
-    <w:p>
+    <w:p ns1:paraId="00000019">
       <w:pPr>
         <w:rPr>
           <w:rFonts w:ascii="Times New Roman" w:cs="Times New Roman" w:eastAsia="Times New Roman" w:hAnsi="Times New Roman"/>
@@ -813,75 +813,75 @@
         <w:t xml:space="preserve">-Laboratories</w:t>
       </w:r>
     </w:p>
-    <w:p>
-      <w:pPr>
-        <w:rPr>
-          <w:rFonts w:ascii="Times New Roman" w:cs="Times New Roman" w:eastAsia="Times New Roman" w:hAnsi="Times New Roman"/>
-        </w:rPr>
-      </w:pPr>
-      <w:r>
-        <w:rPr>
-          <w:rFonts w:ascii="Times New Roman" w:cs="Times New Roman" w:eastAsia="Times New Roman" w:hAnsi="Times New Roman"/>
-          <w:rtl w:val="0"/>
-        </w:rPr>
-        <w:t xml:space="preserve">-EuAPS </w:t>
-      </w:r>
-      <w:hyperlink r:id="rId8">
-        <w:r>
-          <w:rPr>
-            <w:rFonts w:ascii="Times New Roman" w:cs="Times New Roman" w:eastAsia="Times New Roman" w:hAnsi="Times New Roman"/>
-            <w:rtl w:val="0"/>
-          </w:rPr>
-          <w:t xml:space="preserve">[3]</w:t>
-        </w:r>
-      </w:hyperlink>
-      <w:r>
-        <w:rPr>
-          <w:rtl w:val="0"/>
-        </w:rPr>
-      </w:r>
-    </w:p>
-    <w:p>
-      <w:pPr>
-        <w:rPr>
-          <w:rFonts w:ascii="Times New Roman" w:cs="Times New Roman" w:eastAsia="Times New Roman" w:hAnsi="Times New Roman"/>
-        </w:rPr>
-      </w:pPr>
-      <w:r>
-        <w:rPr>
-          <w:rFonts w:ascii="Times New Roman" w:cs="Times New Roman" w:eastAsia="Times New Roman" w:hAnsi="Times New Roman"/>
-          <w:rtl w:val="0"/>
-        </w:rPr>
-        <w:t xml:space="preserve">-VOXES </w:t>
-      </w:r>
-      <w:hyperlink r:id="rId9">
-        <w:r>
-          <w:rPr>
-            <w:rFonts w:ascii="Times New Roman" w:cs="Times New Roman" w:eastAsia="Times New Roman" w:hAnsi="Times New Roman"/>
-            <w:rtl w:val="0"/>
-          </w:rPr>
-          <w:t xml:space="preserve">[4], [5]</w:t>
-        </w:r>
-      </w:hyperlink>
-      <w:r>
-        <w:rPr>
-          <w:rtl w:val="0"/>
-        </w:rPr>
-      </w:r>
-    </w:p>
-    <w:p>
-      <w:pPr>
-        <w:rPr>
-          <w:rFonts w:ascii="Times New Roman" w:cs="Times New Roman" w:eastAsia="Times New Roman" w:hAnsi="Times New Roman"/>
-        </w:rPr>
-      </w:pPr>
-      <w:r>
-        <w:rPr>
-          <w:rtl w:val="0"/>
-        </w:rPr>
-      </w:r>
-    </w:p>
-    <w:p>
+    <w:p ns1:paraId="0000001A">
+      <w:pPr>
+        <w:rPr>
+          <w:rFonts w:ascii="Times New Roman" w:cs="Times New Roman" w:eastAsia="Times New Roman" w:hAnsi="Times New Roman"/>
+        </w:rPr>
+      </w:pPr>
+      <w:r>
+        <w:rPr>
+          <w:rFonts w:ascii="Times New Roman" w:cs="Times New Roman" w:eastAsia="Times New Roman" w:hAnsi="Times New Roman"/>
+          <w:rtl w:val="0"/>
+        </w:rPr>
+        <w:t xml:space="preserve">-Laboratory high-energy XAS above 20 keV</w:t>
+      </w:r>
+      <w:hyperlink ns2:id="rId8">
+        <w:r>
+          <w:rPr>
+            <w:rFonts w:ascii="Times New Roman" w:cs="Times New Roman" w:eastAsia="Times New Roman" w:hAnsi="Times New Roman"/>
+            <w:rtl w:val="0"/>
+          </w:rPr>
+          <w:t xml:space="preserve"/>
+        </w:r>
+      </w:hyperlink>
+      <w:r>
+        <w:rPr>
+          <w:rtl w:val="0"/>
+        </w:rPr>
+      </w:r>
+    </w:p>
+    <w:p ns1:paraId="0000001B">
+      <w:pPr>
+        <w:rPr>
+          <w:rFonts w:ascii="Times New Roman" w:cs="Times New Roman" w:eastAsia="Times New Roman" w:hAnsi="Times New Roman"/>
+        </w:rPr>
+      </w:pPr>
+      <w:r>
+        <w:rPr>
+          <w:rFonts w:ascii="Times New Roman" w:cs="Times New Roman" w:eastAsia="Times New Roman" w:hAnsi="Times New Roman"/>
+          <w:rtl w:val="0"/>
+        </w:rPr>
+        <w:t xml:space="preserve">-VOXES [3], [4]</w:t>
+      </w:r>
+      <w:hyperlink ns2:id="rId9">
+        <w:r>
+          <w:rPr>
+            <w:rFonts w:ascii="Times New Roman" w:cs="Times New Roman" w:eastAsia="Times New Roman" w:hAnsi="Times New Roman"/>
+            <w:rtl w:val="0"/>
+          </w:rPr>
+          <w:t xml:space="preserve"/>
+        </w:r>
+      </w:hyperlink>
+      <w:r>
+        <w:rPr>
+          <w:rtl w:val="0"/>
+        </w:rPr>
+      </w:r>
+    </w:p>
+    <w:p ns1:paraId="0000001C">
+      <w:pPr>
+        <w:rPr>
+          <w:rFonts w:ascii="Times New Roman" w:cs="Times New Roman" w:eastAsia="Times New Roman" w:hAnsi="Times New Roman"/>
+        </w:rPr>
+      </w:pPr>
+      <w:r>
+        <w:rPr>
+          <w:rtl w:val="0"/>
+        </w:rPr>
+      </w:r>
+    </w:p>
+    <w:p ns1:paraId="0000001D">
       <w:pPr>
         <w:rPr>
           <w:rFonts w:ascii="Times New Roman" w:cs="Times New Roman" w:eastAsia="Times New Roman" w:hAnsi="Times New Roman"/>
@@ -902,7 +902,7 @@
         </w:rPr>
       </w:r>
     </w:p>
-    <w:p>
+    <w:p ns1:paraId="0000001E">
       <w:pPr>
         <w:pStyle w:val="Heading1"/>
         <w:rPr>
@@ -942,7 +942,7 @@
         </w:rPr>
       </w:r>
     </w:p>
-    <w:p>
+    <w:p ns1:paraId="0000001F">
       <w:pPr>
         <w:rPr>
           <w:rFonts w:ascii="Times New Roman" w:cs="Times New Roman" w:eastAsia="Times New Roman" w:hAnsi="Times New Roman"/>
@@ -956,19 +956,19 @@
         <w:t xml:space="preserve">Il progetto si pone l’obnettov principlale di:</w:t>
       </w:r>
     </w:p>
-    <w:p>
-      <w:pPr>
-        <w:rPr>
-          <w:rFonts w:ascii="Times New Roman" w:cs="Times New Roman" w:eastAsia="Times New Roman" w:hAnsi="Times New Roman"/>
-        </w:rPr>
-      </w:pPr>
-      <w:r>
-        <w:rPr>
-          <w:rtl w:val="0"/>
-        </w:rPr>
-      </w:r>
-    </w:p>
-    <w:p>
+    <w:p ns1:paraId="00000020">
+      <w:pPr>
+        <w:rPr>
+          <w:rFonts w:ascii="Times New Roman" w:cs="Times New Roman" w:eastAsia="Times New Roman" w:hAnsi="Times New Roman"/>
+        </w:rPr>
+      </w:pPr>
+      <w:r>
+        <w:rPr>
+          <w:rtl w:val="0"/>
+        </w:rPr>
+      </w:r>
+    </w:p>
+    <w:p ns1:paraId="00000021">
       <w:pPr>
         <w:rPr>
           <w:rFonts w:ascii="Times New Roman" w:cs="Times New Roman" w:eastAsia="Times New Roman" w:hAnsi="Times New Roman"/>
@@ -999,7 +999,7 @@
         </w:rPr>
       </w:r>
     </w:p>
-    <w:p>
+    <w:p ns1:paraId="00000022">
       <w:pPr>
         <w:pStyle w:val="Heading1"/>
         <w:rPr>
@@ -1039,7 +1039,7 @@
         </w:rPr>
       </w:r>
     </w:p>
-    <w:p>
+    <w:p ns1:paraId="00000023">
       <w:pPr>
         <w:jc w:val="both"/>
         <w:rPr>
@@ -1054,7 +1054,7 @@
         <w:t xml:space="preserve">The project is divided into five Work Packages (WPs):</w:t>
       </w:r>
     </w:p>
-    <w:p>
+    <w:p ns1:paraId="00000024">
       <w:pPr>
         <w:jc w:val="both"/>
         <w:rPr>
@@ -1067,7 +1067,7 @@
         </w:rPr>
       </w:r>
     </w:p>
-    <w:p>
+    <w:p ns1:paraId="00000025">
       <w:pPr>
         <w:rPr>
           <w:rFonts w:ascii="Times New Roman" w:cs="Times New Roman" w:eastAsia="Times New Roman" w:hAnsi="Times New Roman"/>
@@ -1083,7 +1083,7 @@
         <w:t xml:space="preserve">WP1 - Simulations</w:t>
       </w:r>
     </w:p>
-    <w:p>
+    <w:p ns1:paraId="00000026">
       <w:pPr>
         <w:jc w:val="both"/>
         <w:rPr>
@@ -1095,10 +1095,10 @@
           <w:rFonts w:ascii="Times New Roman" w:cs="Times New Roman" w:eastAsia="Times New Roman" w:hAnsi="Times New Roman"/>
           <w:rtl w:val="0"/>
         </w:rPr>
-        <w:t xml:space="preserve">This WP involves the development of simulations of the experimental setup in order to determine the most suitable components for the design phase of WP2. Ray-tracing simulations will be performed for the crystal optics using the SHADOW4 software package, which has already been successfully employed for the validation of the VOXES setup. The X-ray source and radiation transport will be simulated using GEANT4. The main objective is to identify the optimal crystal parameters, including dimensions, type, and thickness, to achieve the best match with the characteristics of the EuAPS source.</w:t>
-      </w:r>
-    </w:p>
-    <w:p>
+        <w:t xml:space="preserve">This WP involves the development of simulations of the experimental setup in order to determine the most suitable components for the design phase of WP2. Ray-tracing simulations will be performed for the crystal optics using the SHADOW4 software package, which has already been successfully employed for the validation of the VOXES setup. The X-ray source and radiation transport will be simulated using GEANT4. The main objective is to identify the optimal source, crystal, and geometrical parameters for laboratory XAS above 20 keV, maximizing useful flux while preserving the energy resolution and signal-to-background ratio required at the selected absorption edges.</w:t>
+      </w:r>
+    </w:p>
+    <w:p ns1:paraId="00000027">
       <w:pPr>
         <w:jc w:val="both"/>
         <w:rPr>
@@ -1111,7 +1111,7 @@
         </w:rPr>
       </w:r>
     </w:p>
-    <w:p>
+    <w:p ns1:paraId="00000028">
       <w:pPr>
         <w:rPr>
           <w:rFonts w:ascii="Times New Roman" w:cs="Times New Roman" w:eastAsia="Times New Roman" w:hAnsi="Times New Roman"/>
@@ -1127,7 +1127,7 @@
         <w:t xml:space="preserve">WP2 - Design</w:t>
       </w:r>
     </w:p>
-    <w:p>
+    <w:p ns1:paraId="00000029">
       <w:pPr>
         <w:jc w:val="both"/>
         <w:rPr>
@@ -1139,10 +1139,10 @@
           <w:rFonts w:ascii="Times New Roman" w:cs="Times New Roman" w:eastAsia="Times New Roman" w:hAnsi="Times New Roman"/>
           <w:rtl w:val="0"/>
         </w:rPr>
-        <w:t xml:space="preserve">Based on the results obtained in WP1 and within the allocated project budget, the most suitable crystals, motion stages, and Silicon Drift Detectors (SDDs) will be selected and integrated into the spectrometer design.</w:t>
-      </w:r>
-    </w:p>
-    <w:p>
+        <w:t xml:space="preserve">Based on the results obtained in WP1 and within the allocated project budget, the most suitable crystals, motion stages, and CZT detectors will be selected and integrated into the laboratory high-energy XAS platform. CZT sensor thickness, active area, segmentation, efficiency, energy resolution, rate capability, pile-up rejection, readout, and DAQ will be optimized for absorption edges above 20 keV.</w:t>
+      </w:r>
+    </w:p>
+    <w:p ns1:paraId="0000002A">
       <w:pPr>
         <w:jc w:val="both"/>
         <w:rPr>
@@ -1155,7 +1155,7 @@
         </w:rPr>
       </w:r>
     </w:p>
-    <w:p>
+    <w:p ns1:paraId="0000002B">
       <w:pPr>
         <w:rPr>
           <w:rFonts w:ascii="Times New Roman" w:cs="Times New Roman" w:eastAsia="Times New Roman" w:hAnsi="Times New Roman"/>
@@ -1171,7 +1171,7 @@
         <w:t xml:space="preserve">WP3 - Validation with VOXES</w:t>
       </w:r>
     </w:p>
-    <w:p>
+    <w:p ns1:paraId="0000002C">
       <w:pPr>
         <w:jc w:val="both"/>
         <w:rPr>
@@ -1186,7 +1186,7 @@
         <w:t xml:space="preserve">To be defined.</w:t>
       </w:r>
     </w:p>
-    <w:p>
+    <w:p ns1:paraId="0000002D">
       <w:pPr>
         <w:jc w:val="both"/>
         <w:rPr>
@@ -1199,7 +1199,7 @@
         </w:rPr>
       </w:r>
     </w:p>
-    <w:p>
+    <w:p ns1:paraId="0000002E">
       <w:pPr>
         <w:rPr>
           <w:rFonts w:ascii="Times New Roman" w:cs="Times New Roman" w:eastAsia="Times New Roman" w:hAnsi="Times New Roman"/>
@@ -1212,10 +1212,10 @@
           <w:u w:val="single"/>
           <w:rtl w:val="0"/>
         </w:rPr>
-        <w:t xml:space="preserve">WP4 - Measurements at EuAPS</w:t>
-      </w:r>
-    </w:p>
-    <w:p>
+        <w:t xml:space="preserve">WP4 - Laboratory XAS Demonstration above 20 keV</w:t>
+      </w:r>
+    </w:p>
+    <w:p ns1:paraId="0000002F">
       <w:pPr>
         <w:jc w:val="both"/>
         <w:rPr>
@@ -1230,7 +1230,7 @@
         <w:t xml:space="preserve">To be defined.</w:t>
       </w:r>
     </w:p>
-    <w:p>
+    <w:p ns1:paraId="00000030">
       <w:pPr>
         <w:jc w:val="both"/>
         <w:rPr>
@@ -1243,7 +1243,7 @@
         </w:rPr>
       </w:r>
     </w:p>
-    <w:p>
+    <w:p ns1:paraId="00000031">
       <w:pPr>
         <w:rPr>
           <w:rFonts w:ascii="Times New Roman" w:cs="Times New Roman" w:eastAsia="Times New Roman" w:hAnsi="Times New Roman"/>
@@ -1259,7 +1259,7 @@
         <w:t xml:space="preserve">WP5 - Dissemination</w:t>
       </w:r>
     </w:p>
-    <w:p>
+    <w:p ns1:paraId="00000032">
       <w:pPr>
         <w:jc w:val="both"/>
         <w:rPr>
@@ -1282,7 +1282,7 @@
         </w:rPr>
       </w:r>
     </w:p>
-    <w:p>
+    <w:p ns1:paraId="00000033">
       <w:pPr>
         <w:pStyle w:val="Heading1"/>
         <w:rPr>
@@ -1322,7 +1322,7 @@
         </w:rPr>
       </w:r>
     </w:p>
-    <w:p>
+    <w:p ns1:paraId="00000034">
       <w:pPr>
         <w:rPr>
           <w:rFonts w:ascii="Times New Roman" w:cs="Times New Roman" w:eastAsia="Times New Roman" w:hAnsi="Times New Roman"/>
@@ -1341,7 +1341,7 @@
         </w:rPr>
       </w:r>
     </w:p>
-    <w:p>
+    <w:p ns1:paraId="00000035">
       <w:pPr>
         <w:pStyle w:val="Heading1"/>
         <w:rPr>
@@ -1381,21 +1381,21 @@
         </w:rPr>
       </w:r>
     </w:p>
-    <w:p>
-      <w:pPr>
-        <w:rPr>
-          <w:rFonts w:ascii="Times New Roman" w:cs="Times New Roman" w:eastAsia="Times New Roman" w:hAnsi="Times New Roman"/>
-        </w:rPr>
-      </w:pPr>
-      <w:r>
-        <w:rPr>
-          <w:rFonts w:ascii="Times New Roman" w:cs="Times New Roman" w:eastAsia="Times New Roman" w:hAnsi="Times New Roman"/>
-          <w:rtl w:val="0"/>
-        </w:rPr>
-        <w:t xml:space="preserve">EuAPS</w:t>
-      </w:r>
-    </w:p>
-    <w:p>
+    <w:p ns1:paraId="00000036">
+      <w:pPr>
+        <w:rPr>
+          <w:rFonts w:ascii="Times New Roman" w:cs="Times New Roman" w:eastAsia="Times New Roman" w:hAnsi="Times New Roman"/>
+        </w:rPr>
+      </w:pPr>
+      <w:r>
+        <w:rPr>
+          <w:rFonts w:ascii="Times New Roman" w:cs="Times New Roman" w:eastAsia="Times New Roman" w:hAnsi="Times New Roman"/>
+          <w:rtl w:val="0"/>
+        </w:rPr>
+        <w:t xml:space="preserve">CZT-based laboratory high-energy XAS</w:t>
+      </w:r>
+    </w:p>
+    <w:p ns1:paraId="00000037">
       <w:pPr>
         <w:rPr>
           <w:rFonts w:ascii="Times New Roman" w:cs="Times New Roman" w:eastAsia="Times New Roman" w:hAnsi="Times New Roman"/>
@@ -1414,7 +1414,7 @@
         </w:rPr>
       </w:r>
     </w:p>
-    <w:p>
+    <w:p ns1:paraId="00000038">
       <w:pPr>
         <w:rPr/>
       </w:pPr>
@@ -1424,7 +1424,7 @@
         </w:rPr>
       </w:r>
     </w:p>
-    <w:p>
+    <w:p ns1:paraId="00000039">
       <w:pPr>
         <w:pStyle w:val="Heading1"/>
         <w:rPr>
@@ -1464,7 +1464,7 @@
         </w:rPr>
       </w:r>
     </w:p>
-    <w:p>
+    <w:p ns1:paraId="0000003A">
       <w:pPr>
         <w:rPr>
           <w:rFonts w:ascii="Times New Roman" w:cs="Times New Roman" w:eastAsia="Times New Roman" w:hAnsi="Times New Roman"/>
@@ -1483,7 +1483,7 @@
         </w:rPr>
       </w:r>
     </w:p>
-    <w:p>
+    <w:p ns1:paraId="0000003B">
       <w:pPr>
         <w:pStyle w:val="Heading1"/>
         <w:rPr>
@@ -1508,7 +1508,7 @@
         <w:t xml:space="preserve">7 Costs</w:t>
       </w:r>
     </w:p>
-    <w:p>
+    <w:p ns1:paraId="0000003C">
       <w:pPr>
         <w:rPr>
           <w:rFonts w:ascii="Times New Roman" w:cs="Times New Roman" w:eastAsia="Times New Roman" w:hAnsi="Times New Roman"/>
@@ -1527,7 +1527,7 @@
         </w:rPr>
       </w:r>
     </w:p>
-    <w:p>
+    <w:p ns1:paraId="0000003D">
       <w:pPr>
         <w:pStyle w:val="Heading1"/>
         <w:rPr>
@@ -1552,26 +1552,26 @@
         <w:t xml:space="preserve">8 Risk Assessment</w:t>
       </w:r>
     </w:p>
-    <w:p>
-      <w:pPr>
-        <w:rPr>
-          <w:rFonts w:ascii="Times New Roman" w:cs="Times New Roman" w:eastAsia="Times New Roman" w:hAnsi="Times New Roman"/>
-        </w:rPr>
-      </w:pPr>
-      <w:r>
-        <w:rPr>
-          <w:rFonts w:ascii="Times New Roman" w:cs="Times New Roman" w:eastAsia="Times New Roman" w:hAnsi="Times New Roman"/>
-          <w:rtl w:val="0"/>
-        </w:rPr>
-        <w:t xml:space="preserve">-Se EuAPS non parte?</w:t>
-      </w:r>
-      <w:r>
-        <w:rPr>
-          <w:rtl w:val="0"/>
-        </w:rPr>
-      </w:r>
-    </w:p>
-    <w:p>
+    <w:p ns1:paraId="0000003E">
+      <w:pPr>
+        <w:rPr>
+          <w:rFonts w:ascii="Times New Roman" w:cs="Times New Roman" w:eastAsia="Times New Roman" w:hAnsi="Times New Roman"/>
+        </w:rPr>
+      </w:pPr>
+      <w:r>
+        <w:rPr>
+          <w:rFonts w:ascii="Times New Roman" w:cs="Times New Roman" w:eastAsia="Times New Roman" w:hAnsi="Times New Roman"/>
+          <w:rtl w:val="0"/>
+        </w:rPr>
+        <w:t xml:space="preserve">-Insufficient flux or signal-to-background ratio at the selected edges above 20 keV</w:t>
+      </w:r>
+      <w:r>
+        <w:rPr>
+          <w:rtl w:val="0"/>
+        </w:rPr>
+      </w:r>
+    </w:p>
+    <w:p ns1:paraId="0000003F">
       <w:pPr>
         <w:pStyle w:val="Heading1"/>
         <w:rPr>
@@ -1596,7 +1596,7 @@
         <w:t xml:space="preserve">9 References</w:t>
       </w:r>
     </w:p>
-    <w:p>
+    <w:p ns1:paraId="00000040">
       <w:pPr>
         <w:spacing w:after="0" w:line="240" w:lineRule="auto"/>
         <w:ind w:left="384.00000000000006"/>
@@ -1605,7 +1605,7 @@
           <w:rFonts w:ascii="Times New Roman" w:cs="Times New Roman" w:eastAsia="Times New Roman" w:hAnsi="Times New Roman"/>
         </w:rPr>
       </w:pPr>
-      <w:hyperlink r:id="rId10">
+      <w:hyperlink ns2:id="rId10">
         <w:r>
           <w:rPr>
             <w:rFonts w:ascii="Times New Roman" w:cs="Times New Roman" w:eastAsia="Times New Roman" w:hAnsi="Times New Roman"/>
@@ -1621,7 +1621,7 @@
         </w:rPr>
         <w:tab/>
       </w:r>
-      <w:hyperlink r:id="rId11">
+      <w:hyperlink ns2:id="rId11">
         <w:r>
           <w:rPr>
             <w:rFonts w:ascii="Times New Roman" w:cs="Times New Roman" w:eastAsia="Times New Roman" w:hAnsi="Times New Roman"/>
@@ -1630,7 +1630,7 @@
           <w:t xml:space="preserve">P. Zimmermann </w:t>
         </w:r>
       </w:hyperlink>
-      <w:hyperlink r:id="rId12">
+      <w:hyperlink ns2:id="rId12">
         <w:r>
           <w:rPr>
             <w:rFonts w:ascii="Times New Roman" w:cs="Times New Roman" w:eastAsia="Times New Roman" w:hAnsi="Times New Roman"/>
@@ -1641,7 +1641,7 @@
           <w:t xml:space="preserve">et al.</w:t>
         </w:r>
       </w:hyperlink>
-      <w:hyperlink r:id="rId13">
+      <w:hyperlink ns2:id="rId13">
         <w:r>
           <w:rPr>
             <w:rFonts w:ascii="Times New Roman" w:cs="Times New Roman" w:eastAsia="Times New Roman" w:hAnsi="Times New Roman"/>
@@ -1650,7 +1650,7 @@
           <w:t xml:space="preserve">, “Modern X-ray spectroscopy: XAS and XES in the laboratory,” </w:t>
         </w:r>
       </w:hyperlink>
-      <w:hyperlink r:id="rId14">
+      <w:hyperlink ns2:id="rId14">
         <w:r>
           <w:rPr>
             <w:rFonts w:ascii="Times New Roman" w:cs="Times New Roman" w:eastAsia="Times New Roman" w:hAnsi="Times New Roman"/>
@@ -1661,7 +1661,7 @@
           <w:t xml:space="preserve">Coord. Chem. Rev.</w:t>
         </w:r>
       </w:hyperlink>
-      <w:hyperlink r:id="rId15">
+      <w:hyperlink ns2:id="rId15">
         <w:r>
           <w:rPr>
             <w:rFonts w:ascii="Times New Roman" w:cs="Times New Roman" w:eastAsia="Times New Roman" w:hAnsi="Times New Roman"/>
@@ -1676,7 +1676,7 @@
         </w:rPr>
       </w:r>
     </w:p>
-    <w:p>
+    <w:p ns1:paraId="00000041">
       <w:pPr>
         <w:spacing w:after="0" w:line="240" w:lineRule="auto"/>
         <w:ind w:left="384.00000000000006"/>
@@ -1685,7 +1685,7 @@
           <w:rFonts w:ascii="Times New Roman" w:cs="Times New Roman" w:eastAsia="Times New Roman" w:hAnsi="Times New Roman"/>
         </w:rPr>
       </w:pPr>
-      <w:hyperlink r:id="rId16">
+      <w:hyperlink ns2:id="rId16">
         <w:r>
           <w:rPr>
             <w:rFonts w:ascii="Times New Roman" w:cs="Times New Roman" w:eastAsia="Times New Roman" w:hAnsi="Times New Roman"/>
@@ -1701,7 +1701,7 @@
         </w:rPr>
         <w:tab/>
       </w:r>
-      <w:hyperlink r:id="rId17">
+      <w:hyperlink ns2:id="rId17">
         <w:r>
           <w:rPr>
             <w:rFonts w:ascii="Times New Roman" w:cs="Times New Roman" w:eastAsia="Times New Roman" w:hAnsi="Times New Roman"/>
@@ -1710,7 +1710,7 @@
           <w:t xml:space="preserve">S. Manti </w:t>
         </w:r>
       </w:hyperlink>
-      <w:hyperlink r:id="rId18">
+      <w:hyperlink ns2:id="rId18">
         <w:r>
           <w:rPr>
             <w:rFonts w:ascii="Times New Roman" w:cs="Times New Roman" w:eastAsia="Times New Roman" w:hAnsi="Times New Roman"/>
@@ -1721,7 +1721,7 @@
           <w:t xml:space="preserve">et al.</w:t>
         </w:r>
       </w:hyperlink>
-      <w:hyperlink r:id="rId19">
+      <w:hyperlink ns2:id="rId19">
         <w:r>
           <w:rPr>
             <w:rFonts w:ascii="Times New Roman" w:cs="Times New Roman" w:eastAsia="Times New Roman" w:hAnsi="Times New Roman"/>
@@ -1730,7 +1730,7 @@
           <w:t xml:space="preserve">, “Recent developments of the VOXES von hamos x-ray spectrometer for laboratory XES and XAS studies,” </w:t>
         </w:r>
       </w:hyperlink>
-      <w:hyperlink r:id="rId20">
+      <w:hyperlink ns2:id="rId20">
         <w:r>
           <w:rPr>
             <w:rFonts w:ascii="Times New Roman" w:cs="Times New Roman" w:eastAsia="Times New Roman" w:hAnsi="Times New Roman"/>
@@ -1741,7 +1741,7 @@
           <w:t xml:space="preserve">ArXiv Prepr. ArXiv251203826</w:t>
         </w:r>
       </w:hyperlink>
-      <w:hyperlink r:id="rId21">
+      <w:hyperlink ns2:id="rId21">
         <w:r>
           <w:rPr>
             <w:rFonts w:ascii="Times New Roman" w:cs="Times New Roman" w:eastAsia="Times New Roman" w:hAnsi="Times New Roman"/>
@@ -1756,7 +1756,7 @@
         </w:rPr>
       </w:r>
     </w:p>
-    <w:p>
+    <w:p ns1:paraId="00000043">
       <w:pPr>
         <w:spacing w:after="0" w:line="240" w:lineRule="auto"/>
         <w:ind w:left="384.00000000000006"/>
@@ -1765,13 +1765,13 @@
           <w:rFonts w:ascii="Times New Roman" w:cs="Times New Roman" w:eastAsia="Times New Roman" w:hAnsi="Times New Roman"/>
         </w:rPr>
       </w:pPr>
-      <w:hyperlink r:id="rId22">
-        <w:r>
-          <w:rPr>
-            <w:rFonts w:ascii="Times New Roman" w:cs="Times New Roman" w:eastAsia="Times New Roman" w:hAnsi="Times New Roman"/>
-            <w:rtl w:val="0"/>
-          </w:rPr>
-          <w:t xml:space="preserve">[3]</w:t>
+      <w:hyperlink ns2:id="rId28">
+        <w:r>
+          <w:rPr>
+            <w:rFonts w:ascii="Times New Roman" w:cs="Times New Roman" w:eastAsia="Times New Roman" w:hAnsi="Times New Roman"/>
+            <w:rtl w:val="0"/>
+          </w:rPr>
+          <w:t xml:space="preserve">[3]S. Manti and A. Scordo, “Recent Developments of the VOXES Von Hamos X-Ray Spectrometer for Laboratory XES and XAS Studies,” Eng. Innov., vol. 19, pp. 23–29, 2026, doi: 10.4028/p-rQpe9Z.</w:t>
         </w:r>
       </w:hyperlink>
       <w:r>
@@ -1781,16 +1781,16 @@
         </w:rPr>
         <w:tab/>
       </w:r>
-      <w:hyperlink r:id="rId23">
-        <w:r>
-          <w:rPr>
-            <w:rFonts w:ascii="Times New Roman" w:cs="Times New Roman" w:eastAsia="Times New Roman" w:hAnsi="Times New Roman"/>
-            <w:rtl w:val="0"/>
-          </w:rPr>
-          <w:t xml:space="preserve">F. Galdenzi </w:t>
-        </w:r>
-      </w:hyperlink>
-      <w:hyperlink r:id="rId24">
+      <w:hyperlink ns2:id="rId29">
+        <w:r>
+          <w:rPr>
+            <w:rFonts w:ascii="Times New Roman" w:cs="Times New Roman" w:eastAsia="Times New Roman" w:hAnsi="Times New Roman"/>
+            <w:rtl w:val="0"/>
+          </w:rPr>
+          <w:t xml:space="preserve"/>
+        </w:r>
+      </w:hyperlink>
+      <w:hyperlink ns2:id="rId30">
         <w:r>
           <w:rPr>
             <w:rFonts w:ascii="Times New Roman" w:cs="Times New Roman" w:eastAsia="Times New Roman" w:hAnsi="Times New Roman"/>
@@ -1798,45 +1798,25 @@
             <w:iCs w:val="1"/>
             <w:rtl w:val="0"/>
           </w:rPr>
-          <w:t xml:space="preserve">et al.</w:t>
-        </w:r>
-      </w:hyperlink>
-      <w:hyperlink r:id="rId25">
-        <w:r>
-          <w:rPr>
-            <w:rFonts w:ascii="Times New Roman" w:cs="Times New Roman" w:eastAsia="Times New Roman" w:hAnsi="Times New Roman"/>
-            <w:rtl w:val="0"/>
-          </w:rPr>
-          <w:t xml:space="preserve">, “The EuAPS Betatron Radiation Source: Status Update and Photon Science Perspectives,” </w:t>
-        </w:r>
-      </w:hyperlink>
-      <w:hyperlink r:id="rId26">
-        <w:r>
-          <w:rPr>
-            <w:rFonts w:ascii="Times New Roman" w:cs="Times New Roman" w:eastAsia="Times New Roman" w:hAnsi="Times New Roman"/>
-            <w:i w:val="1"/>
-            <w:iCs w:val="1"/>
-            <w:rtl w:val="0"/>
-          </w:rPr>
-          <w:t xml:space="preserve">Condens. Matter</w:t>
-        </w:r>
-      </w:hyperlink>
-      <w:hyperlink r:id="rId27">
-        <w:r>
-          <w:rPr>
-            <w:rFonts w:ascii="Times New Roman" w:cs="Times New Roman" w:eastAsia="Times New Roman" w:hAnsi="Times New Roman"/>
-            <w:rtl w:val="0"/>
-          </w:rPr>
-          <w:t xml:space="preserve">, vol. 9, no. 3, p. 30, Sep. 2024, doi: 10.3390/condmat9030030. </w:t>
-        </w:r>
-      </w:hyperlink>
-      <w:r>
-        <w:rPr>
-          <w:rtl w:val="0"/>
-        </w:rPr>
-      </w:r>
-    </w:p>
-    <w:p>
+          <w:t xml:space="preserve"/>
+        </w:r>
+      </w:hyperlink>
+      <w:hyperlink ns2:id="rId31">
+        <w:r>
+          <w:rPr>
+            <w:rFonts w:ascii="Times New Roman" w:cs="Times New Roman" w:eastAsia="Times New Roman" w:hAnsi="Times New Roman"/>
+            <w:rtl w:val="0"/>
+          </w:rPr>
+          <w:t xml:space="preserve"/>
+        </w:r>
+      </w:hyperlink>
+      <w:r>
+        <w:rPr>
+          <w:rtl w:val="0"/>
+        </w:rPr>
+      </w:r>
+    </w:p>
+    <w:p ns1:paraId="00000044">
       <w:pPr>
         <w:spacing w:after="0" w:line="240" w:lineRule="auto"/>
         <w:ind w:left="384.00000000000006"/>
@@ -1845,13 +1825,13 @@
           <w:rFonts w:ascii="Times New Roman" w:cs="Times New Roman" w:eastAsia="Times New Roman" w:hAnsi="Times New Roman"/>
         </w:rPr>
       </w:pPr>
-      <w:hyperlink r:id="rId28">
-        <w:r>
-          <w:rPr>
-            <w:rFonts w:ascii="Times New Roman" w:cs="Times New Roman" w:eastAsia="Times New Roman" w:hAnsi="Times New Roman"/>
-            <w:rtl w:val="0"/>
-          </w:rPr>
-          <w:t xml:space="preserve">[4]</w:t>
+      <w:hyperlink ns2:id="rId32">
+        <w:r>
+          <w:rPr>
+            <w:rFonts w:ascii="Times New Roman" w:cs="Times New Roman" w:eastAsia="Times New Roman" w:hAnsi="Times New Roman"/>
+            <w:rtl w:val="0"/>
+          </w:rPr>
+          <w:t xml:space="preserve">[4]S. Manti et al., “Enhancing Performances of the VOXES Bragg Spectrometer for XES Investigations,” Condens. Matter, vol. 9, no. 1, 2024, doi: 10.3390/condmat9010019.</w:t>
         </w:r>
       </w:hyperlink>
       <w:r>
@@ -1861,16 +1841,16 @@
         </w:rPr>
         <w:tab/>
       </w:r>
-      <w:hyperlink r:id="rId29">
-        <w:r>
-          <w:rPr>
-            <w:rFonts w:ascii="Times New Roman" w:cs="Times New Roman" w:eastAsia="Times New Roman" w:hAnsi="Times New Roman"/>
-            <w:rtl w:val="0"/>
-          </w:rPr>
-          <w:t xml:space="preserve">S. Manti and A. Scordo, “Recent Developments of the VOXES Von Hamos X-Ray Spectrometer for Laboratory XES and XAS Studies,” </w:t>
-        </w:r>
-      </w:hyperlink>
-      <w:hyperlink r:id="rId30">
+      <w:hyperlink ns2:id="rId33">
+        <w:r>
+          <w:rPr>
+            <w:rFonts w:ascii="Times New Roman" w:cs="Times New Roman" w:eastAsia="Times New Roman" w:hAnsi="Times New Roman"/>
+            <w:rtl w:val="0"/>
+          </w:rPr>
+          <w:t xml:space="preserve"/>
+        </w:r>
+      </w:hyperlink>
+      <w:hyperlink ns2:id="rId34">
         <w:r>
           <w:rPr>
             <w:rFonts w:ascii="Times New Roman" w:cs="Times New Roman" w:eastAsia="Times New Roman" w:hAnsi="Times New Roman"/>
@@ -1878,59 +1858,19 @@
             <w:iCs w:val="1"/>
             <w:rtl w:val="0"/>
           </w:rPr>
-          <w:t xml:space="preserve">Eng. Innov.</w:t>
-        </w:r>
-      </w:hyperlink>
-      <w:hyperlink r:id="rId31">
-        <w:r>
-          <w:rPr>
-            <w:rFonts w:ascii="Times New Roman" w:cs="Times New Roman" w:eastAsia="Times New Roman" w:hAnsi="Times New Roman"/>
-            <w:rtl w:val="0"/>
-          </w:rPr>
-          <w:t xml:space="preserve">, vol. 19, pp. 23–29, 2026, doi: 10.4028/p-rQpe9Z. </w:t>
-        </w:r>
-      </w:hyperlink>
-      <w:r>
-        <w:rPr>
-          <w:rtl w:val="0"/>
-        </w:rPr>
-      </w:r>
-    </w:p>
-    <w:p>
-      <w:pPr>
-        <w:spacing w:after="0" w:line="240" w:lineRule="auto"/>
-        <w:ind w:left="384.00000000000006"/>
-        <w:jc w:val="both"/>
-        <w:rPr>
-          <w:rFonts w:ascii="Times New Roman" w:cs="Times New Roman" w:eastAsia="Times New Roman" w:hAnsi="Times New Roman"/>
-        </w:rPr>
-      </w:pPr>
-      <w:hyperlink r:id="rId32">
-        <w:r>
-          <w:rPr>
-            <w:rFonts w:ascii="Times New Roman" w:cs="Times New Roman" w:eastAsia="Times New Roman" w:hAnsi="Times New Roman"/>
-            <w:rtl w:val="0"/>
-          </w:rPr>
-          <w:t xml:space="preserve">[5]</w:t>
-        </w:r>
-      </w:hyperlink>
-      <w:r>
-        <w:rPr>
-          <w:rFonts w:ascii="Times New Roman" w:cs="Times New Roman" w:eastAsia="Times New Roman" w:hAnsi="Times New Roman"/>
-          <w:rtl w:val="0"/>
-        </w:rPr>
-        <w:tab/>
-      </w:r>
-      <w:hyperlink r:id="rId33">
-        <w:r>
-          <w:rPr>
-            <w:rFonts w:ascii="Times New Roman" w:cs="Times New Roman" w:eastAsia="Times New Roman" w:hAnsi="Times New Roman"/>
-            <w:rtl w:val="0"/>
-          </w:rPr>
-          <w:t xml:space="preserve">S. Manti </w:t>
-        </w:r>
-      </w:hyperlink>
-      <w:hyperlink r:id="rId34">
+          <w:t xml:space="preserve"/>
+        </w:r>
+      </w:hyperlink>
+      <w:hyperlink ns2:id="rId35">
+        <w:r>
+          <w:rPr>
+            <w:rFonts w:ascii="Times New Roman" w:cs="Times New Roman" w:eastAsia="Times New Roman" w:hAnsi="Times New Roman"/>
+            <w:rtl w:val="0"/>
+          </w:rPr>
+          <w:t xml:space="preserve"/>
+        </w:r>
+      </w:hyperlink>
+      <w:hyperlink ns2:id="rId36">
         <w:r>
           <w:rPr>
             <w:rFonts w:ascii="Times New Roman" w:cs="Times New Roman" w:eastAsia="Times New Roman" w:hAnsi="Times New Roman"/>
@@ -1938,36 +1878,16 @@
             <w:iCs w:val="1"/>
             <w:rtl w:val="0"/>
           </w:rPr>
-          <w:t xml:space="preserve">et al.</w:t>
-        </w:r>
-      </w:hyperlink>
-      <w:hyperlink r:id="rId35">
-        <w:r>
-          <w:rPr>
-            <w:rFonts w:ascii="Times New Roman" w:cs="Times New Roman" w:eastAsia="Times New Roman" w:hAnsi="Times New Roman"/>
-            <w:rtl w:val="0"/>
-          </w:rPr>
-          <w:t xml:space="preserve">, “Enhancing Performances of the VOXES Bragg Spectrometer for XES Investigations,” </w:t>
-        </w:r>
-      </w:hyperlink>
-      <w:hyperlink r:id="rId36">
-        <w:r>
-          <w:rPr>
-            <w:rFonts w:ascii="Times New Roman" w:cs="Times New Roman" w:eastAsia="Times New Roman" w:hAnsi="Times New Roman"/>
-            <w:i w:val="1"/>
-            <w:iCs w:val="1"/>
-            <w:rtl w:val="0"/>
-          </w:rPr>
-          <w:t xml:space="preserve">Condens. Matter</w:t>
-        </w:r>
-      </w:hyperlink>
-      <w:hyperlink r:id="rId37">
-        <w:r>
-          <w:rPr>
-            <w:rFonts w:ascii="Times New Roman" w:cs="Times New Roman" w:eastAsia="Times New Roman" w:hAnsi="Times New Roman"/>
-            <w:rtl w:val="0"/>
-          </w:rPr>
-          <w:t xml:space="preserve">, vol. 9, no. 1, 2024, doi: 10.3390/condmat9010019. </w:t>
+          <w:t xml:space="preserve"/>
+        </w:r>
+      </w:hyperlink>
+      <w:hyperlink ns2:id="rId37">
+        <w:r>
+          <w:rPr>
+            <w:rFonts w:ascii="Times New Roman" w:cs="Times New Roman" w:eastAsia="Times New Roman" w:hAnsi="Times New Roman"/>
+            <w:rtl w:val="0"/>
+          </w:rPr>
+          <w:t xml:space="preserve"/>
         </w:r>
       </w:hyperlink>
       <w:r>
